--- a/ACT/ACT.166.docx
+++ b/ACT/ACT.166.docx
@@ -2310,7 +2310,7 @@
                 <w:color w:val="007A00"/>
                 <w:sz w:val="20"/>
               </w:rPr>
-              <w:t>ч. 1.1 Признаки государственного оборонного заказа определяются статьёй 1 закона штата San-Andreas «О государственном оборонном заказе и специальных логистических операциях в штате San-Andreas». Перечень видов оружия, боеприпасов и специальных средств, закупаемых по государственному оборонному заказу, устанавливается указанным Законом и является закрытым.</w:t>
+              <w:t>ч. 1.1 Признаки государственного оборонного заказа определяются статьёй 1 закона штата San-Andreas «О Государственном оборонном заказе и специальных логистических операциях в штате San-Andreas». Перечень видов оружия, боеприпасов и специальных средств, закупаемых по государственному оборонному заказу, устанавливается указанным Законом и является закрытым.</w:t>
             </w:r>
             <w:r>
               <w:br/>
@@ -2321,7 +2321,7 @@
                 <w:color w:val="007A00"/>
                 <w:sz w:val="20"/>
               </w:rPr>
-              <w:t>ч. 1.2 Меры охраны, предусмотренные законом штата San-Andreas «О государственном оборонном заказе и специальных логистических операциях в штате San-Andreas», применяются к отношениям, указанным в части 1 настоящей статьи.</w:t>
+              <w:t>ч. 1.2 Меры охраны, предусмотренные законом штата San-Andreas «О Государственном оборонном заказе и специальных логистических операциях в штате San-Andreas», применяются к отношениям, указанным в части 1 настоящей статьи.</w:t>
             </w:r>
             <w:r>
               <w:br/>

--- a/ACT/ACT.166.docx
+++ b/ACT/ACT.166.docx
@@ -59,7 +59,7 @@
           <w:i w:val="0"/>
           <w:sz w:val="24"/>
         </w:rPr>
-        <w:t>____________, 2026</w:t>
+        <w:t>MARCH 00, 2026</w:t>
       </w:r>
     </w:p>
     <w:p>
